--- a/lectures/M2-讲义.docx
+++ b/lectures/M2-讲义.docx
@@ -2012,6 +2012,95 @@
         <w:br/>
         <w:t>落点 = ( cos θ , sin θ )</w:t>
       </w:r>
+      <w:r/>
+      <w:r>
+        <w:drawing>
+          <wp:inline xmlns:a="http://schemas.openxmlformats.org/drawingml/2006/main" xmlns:pic="http://schemas.openxmlformats.org/drawingml/2006/picture">
+            <wp:extent cx="5029200" cy="2828925"/>
+            <wp:docPr id="1" name="Picture 1"/>
+            <wp:cNvGraphicFramePr>
+              <a:graphicFrameLocks noChangeAspect="1"/>
+            </wp:cNvGraphicFramePr>
+            <a:graphic>
+              <a:graphicData uri="http://schemas.openxmlformats.org/drawingml/2006/picture">
+                <pic:pic>
+                  <pic:nvPicPr>
+                    <pic:cNvPr id="0" name="image.png"/>
+                    <pic:cNvPicPr/>
+                  </pic:nvPicPr>
+                  <pic:blipFill>
+                    <a:blip r:embed="rId9"/>
+                    <a:stretch>
+                      <a:fillRect/>
+                    </a:stretch>
+                  </pic:blipFill>
+                  <pic:spPr>
+                    <a:xfrm>
+                      <a:off x="0" y="0"/>
+                      <a:ext cx="5029200" cy="2828925"/>
+                    </a:xfrm>
+                    <a:prstGeom prst="rect"/>
+                  </pic:spPr>
+                </pic:pic>
+              </a:graphicData>
+            </a:graphic>
+          </wp:inline>
+        </w:drawing>
+      </w:r>
+      <w:r/>
+    </w:p>
+    <w:p>
+      <w:pPr>
+        <w:jc w:val="center"/>
+      </w:pPr>
+      <w:r>
+        <w:rPr>
+          <w:rFonts w:ascii="Microsoft YaHei" w:eastAsia="Microsoft YaHei" w:hAnsi="Microsoft YaHei" w:cs="Microsoft YaHei" w:hint="eastAsia"/>
+          <w:color w:val="6B7280"/>
+          <w:sz w:val="18"/>
+          <w:lang w:eastAsia="zh-CN"/>
+        </w:rPr>
+        <w:t>图</w:t>
+      </w:r>
+      <w:r>
+        <w:rPr>
+          <w:color w:val="6B7280"/>
+          <w:sz w:val="18"/>
+        </w:rPr>
+        <w:t xml:space="preserve"> 1</w:t>
+      </w:r>
+      <w:r>
+        <w:rPr>
+          <w:rFonts w:ascii="Microsoft YaHei" w:eastAsia="Microsoft YaHei" w:hAnsi="Microsoft YaHei" w:cs="Microsoft YaHei" w:hint="eastAsia"/>
+          <w:color w:val="6B7280"/>
+          <w:sz w:val="18"/>
+          <w:lang w:eastAsia="zh-CN"/>
+        </w:rPr>
+        <w:t xml:space="preserve">　单位圆：落点的横坐标就是</w:t>
+      </w:r>
+      <w:r>
+        <w:rPr>
+          <w:color w:val="6B7280"/>
+          <w:sz w:val="18"/>
+        </w:rPr>
+        <w:t xml:space="preserve"> cos θ</w:t>
+      </w:r>
+      <w:r>
+        <w:rPr>
+          <w:rFonts w:ascii="Microsoft YaHei" w:eastAsia="Microsoft YaHei" w:hAnsi="Microsoft YaHei" w:cs="Microsoft YaHei" w:hint="eastAsia"/>
+          <w:color w:val="6B7280"/>
+          <w:sz w:val="18"/>
+          <w:lang w:eastAsia="zh-CN"/>
+        </w:rPr>
+        <w:t>，纵坐标就是</w:t>
+      </w:r>
+      <w:r>
+        <w:rPr>
+          <w:color w:val="6B7280"/>
+          <w:sz w:val="18"/>
+        </w:rPr>
+        <w:t xml:space="preserve"> sin θ</w:t>
+      </w:r>
     </w:p>
     <w:p>
       <w:pPr>
@@ -4479,7 +4568,7 @@
               <w:jc w:val="left"/>
               <w:spacing w:line="240" w:lineRule="auto" w:before="60" w:after="60"/>
             </w:pPr>
-            <w:bookmarkStart w:id="23" w:name="__DOCXFIELD_de68761b5f3a46a9b01d8db9844d70b8___01"/>
+            <w:bookmarkStart w:id="23" w:name="__DOCXFIELD_21f3cfa7b5d345efb094f6af01236c73___01"/>
             <w:r>
               <w:t xml:space="preserve"> </w:t>
             </w:r>
@@ -4508,7 +4597,7 @@
               <w:jc w:val="left"/>
               <w:spacing w:line="240" w:lineRule="auto" w:before="60" w:after="60"/>
             </w:pPr>
-            <w:bookmarkStart w:id="24" w:name="__DOCXFIELD_ca573ece890a4b0aabdb658e0f214748___01"/>
+            <w:bookmarkStart w:id="24" w:name="__DOCXFIELD_ae6a47023a0c40a78470eb47cddb8715___01"/>
             <w:r>
               <w:t xml:space="preserve"> </w:t>
             </w:r>
@@ -4537,7 +4626,7 @@
               <w:jc w:val="left"/>
               <w:spacing w:line="240" w:lineRule="auto" w:before="60" w:after="60"/>
             </w:pPr>
-            <w:bookmarkStart w:id="25" w:name="__DOCXFIELD_d76d41970c094daebd98c659a8a90ccf___01"/>
+            <w:bookmarkStart w:id="25" w:name="__DOCXFIELD_b3ed173b9d2141c5878c83f4e1fc8861___01"/>
             <w:r>
               <w:t xml:space="preserve"> </w:t>
             </w:r>
@@ -4624,7 +4713,7 @@
               <w:jc w:val="left"/>
               <w:spacing w:line="240" w:lineRule="auto" w:before="60" w:after="60"/>
             </w:pPr>
-            <w:bookmarkStart w:id="27" w:name="__DOCXFIELD_d2317e430bc144168e8fcad775d736fa___01"/>
+            <w:bookmarkStart w:id="27" w:name="__DOCXFIELD_07700aa0081945929c38624a96d0a2ef___01"/>
             <w:r>
               <w:t xml:space="preserve"> </w:t>
             </w:r>
@@ -4653,7 +4742,7 @@
               <w:jc w:val="left"/>
               <w:spacing w:line="240" w:lineRule="auto" w:before="60" w:after="60"/>
             </w:pPr>
-            <w:bookmarkStart w:id="28" w:name="__DOCXFIELD_1e31d116563444f194374d4bb0d246c8___01"/>
+            <w:bookmarkStart w:id="28" w:name="__DOCXFIELD_7b87a335cb2f46539a3aeb7e3ec6c5b7___01"/>
             <w:r>
               <w:t xml:space="preserve"> </w:t>
             </w:r>
@@ -4682,7 +4771,7 @@
               <w:jc w:val="left"/>
               <w:spacing w:line="240" w:lineRule="auto" w:before="60" w:after="60"/>
             </w:pPr>
-            <w:bookmarkStart w:id="29" w:name="__DOCXFIELD_272480165ae943749e9ced24791aa9d8___01"/>
+            <w:bookmarkStart w:id="29" w:name="__DOCXFIELD_2309cc72f9db4fa89af9f2fa4f222f4c___01"/>
             <w:r>
               <w:t xml:space="preserve"> </w:t>
             </w:r>
@@ -4769,7 +4858,7 @@
               <w:jc w:val="left"/>
               <w:spacing w:line="240" w:lineRule="auto" w:before="60" w:after="60"/>
             </w:pPr>
-            <w:bookmarkStart w:id="31" w:name="__DOCXFIELD_8ca0e9d3d54546e1a8c36f1c61a69b13___01"/>
+            <w:bookmarkStart w:id="31" w:name="__DOCXFIELD_cefc8ca1543a4460a9f37475567d7b8b___01"/>
             <w:r>
               <w:t xml:space="preserve"> </w:t>
             </w:r>
@@ -4798,7 +4887,7 @@
               <w:jc w:val="left"/>
               <w:spacing w:line="240" w:lineRule="auto" w:before="60" w:after="60"/>
             </w:pPr>
-            <w:bookmarkStart w:id="32" w:name="__DOCXFIELD_7907145e7f2a4af687a6333d50bd109b___01"/>
+            <w:bookmarkStart w:id="32" w:name="__DOCXFIELD_2f2e9cfccb774f4fa31a5f09209b1114___01"/>
             <w:r>
               <w:t xml:space="preserve"> </w:t>
             </w:r>
@@ -4827,7 +4916,7 @@
               <w:jc w:val="left"/>
               <w:spacing w:line="240" w:lineRule="auto" w:before="60" w:after="60"/>
             </w:pPr>
-            <w:bookmarkStart w:id="33" w:name="__DOCXFIELD_b5da10e299b044de8db9a7cd4c751e0e___01"/>
+            <w:bookmarkStart w:id="33" w:name="__DOCXFIELD_5af30ad49e9f4ca9ba024cbd7da4c031___01"/>
             <w:r>
               <w:t xml:space="preserve"> </w:t>
             </w:r>
@@ -4914,7 +5003,7 @@
               <w:jc w:val="left"/>
               <w:spacing w:line="240" w:lineRule="auto" w:before="60" w:after="60"/>
             </w:pPr>
-            <w:bookmarkStart w:id="35" w:name="__DOCXFIELD_04dcf17183c94d508bf07cf1ce510a4b___01"/>
+            <w:bookmarkStart w:id="35" w:name="__DOCXFIELD_5ded7c41ed2b497ea06fd73d8600d7fd___01"/>
             <w:r>
               <w:t xml:space="preserve"> </w:t>
             </w:r>
@@ -4943,7 +5032,7 @@
               <w:jc w:val="left"/>
               <w:spacing w:line="240" w:lineRule="auto" w:before="60" w:after="60"/>
             </w:pPr>
-            <w:bookmarkStart w:id="36" w:name="__DOCXFIELD_206168e613c34003b98bc7e7ce43790c___01"/>
+            <w:bookmarkStart w:id="36" w:name="__DOCXFIELD_d1fa6cea2c0843b6a52d192ee39ce42d___01"/>
             <w:r>
               <w:t xml:space="preserve"> </w:t>
             </w:r>
@@ -4972,7 +5061,7 @@
               <w:jc w:val="left"/>
               <w:spacing w:line="240" w:lineRule="auto" w:before="60" w:after="60"/>
             </w:pPr>
-            <w:bookmarkStart w:id="37" w:name="__DOCXFIELD_3727158e68ac4839b95dc0adc0ae2395___01"/>
+            <w:bookmarkStart w:id="37" w:name="__DOCXFIELD_92e07b23a8394a0cab977cba8f3a5a32___01"/>
             <w:r>
               <w:t xml:space="preserve"> </w:t>
             </w:r>
@@ -5059,7 +5148,7 @@
               <w:jc w:val="left"/>
               <w:spacing w:line="240" w:lineRule="auto" w:before="60" w:after="60"/>
             </w:pPr>
-            <w:bookmarkStart w:id="39" w:name="__DOCXFIELD_605a1be102a54013a09add173c339d72___01"/>
+            <w:bookmarkStart w:id="39" w:name="__DOCXFIELD_67c479d3841b4467b5b55523584c1231___01"/>
             <w:r>
               <w:t xml:space="preserve"> </w:t>
             </w:r>
@@ -5088,7 +5177,7 @@
               <w:jc w:val="left"/>
               <w:spacing w:line="240" w:lineRule="auto" w:before="60" w:after="60"/>
             </w:pPr>
-            <w:bookmarkStart w:id="40" w:name="__DOCXFIELD_98e845c1a887402f8006d067794e93b3___01"/>
+            <w:bookmarkStart w:id="40" w:name="__DOCXFIELD_4317476c3d5341cdaef9aacf6cf4e46e___01"/>
             <w:r>
               <w:t xml:space="preserve"> </w:t>
             </w:r>
@@ -5117,7 +5206,7 @@
               <w:jc w:val="left"/>
               <w:spacing w:line="240" w:lineRule="auto" w:before="60" w:after="60"/>
             </w:pPr>
-            <w:bookmarkStart w:id="41" w:name="__DOCXFIELD_1c0890c14dbc4dd793009f685fe5aaf8___01"/>
+            <w:bookmarkStart w:id="41" w:name="__DOCXFIELD_0e1318954eeb4659bd9e19900f5512d2___01"/>
             <w:r>
               <w:t xml:space="preserve"> </w:t>
             </w:r>
@@ -6288,7 +6377,7 @@
       <w:r/>
     </w:p>
     <w:sectPr>
-      <w:footerReference w:type="default" r:id="rId9"/>
+      <w:footerReference w:type="default" r:id="rId10"/>
       <w:pgSz w:w="11906" w:h="16838"/>
       <w:pgMar w:top="1440" w:right="1797" w:bottom="1440" w:left="1797" w:header="720" w:footer="720" w:gutter="0"/>
       <w:cols w:space="720"/>
